--- a/docs/team/Σημείωμα_Διανομής_Panduit_Τιμές.docx
+++ b/docs/team/Σημείωμα_Διανομής_Panduit_Τιμές.docx
@@ -162,7 +162,7 @@
               <w:rPr>
                 <w:rFonts w:ascii="Consolas" w:hAnsi="Consolas"/>
               </w:rPr>
-              <w:t>RULES_V3.2_Panduit_Τιμές.docx</w:t>
+              <w:t>RULES_V3.3_Panduit_Τιμές.docx</w:t>
             </w:r>
           </w:p>
         </w:tc>
@@ -294,7 +294,7 @@
         <w:rPr>
           <w:rFonts w:ascii="Consolas" w:hAnsi="Consolas"/>
         </w:rPr>
-        <w:t>RULES_V3.2</w:t>
+        <w:t>RULES_V3.3</w:t>
       </w:r>
       <w:r>
         <w:t xml:space="preserve"> περιέχουν πραγματικά ποσοστά έκπτωσης Panduit. Μένουν μέσα στην ομάδα τιμολόγησης — δεν προωθούνται εκτός αυτής χωρίς έλεγχο. Το ίδιο ισχύει ήδη για το SAP export, το αρχείο SPA και τα εμπορικά έγγραφα της Panduit, τα οποία δεν περιλαμβάνονται σε αυτό το πακέτο.</w:t>

--- a/docs/team/Σημείωμα_Διανομής_Panduit_Τιμές.docx
+++ b/docs/team/Σημείωμα_Διανομής_Panduit_Τιμές.docx
@@ -310,7 +310,7 @@
     </w:p>
     <w:p>
       <w:r>
-        <w:t>Ελέγχθηκε σε πραγματικά δεδομένα 09/2026: 2.924 γραμμές, 990 αλλαγές τιμής/έκπτωσης, 0 γραμμές χρειάστηκαν χειροκίνητη επιβεβαίωση, όλα τα εσωτερικά τεστ αριθμητικής και ο έλεγχος ακεραιότητας αρχείου πέρασαν καθαρά.</w:t>
+        <w:t>Ελέγχθηκε στα αρχεία της 10/2026 (SAP export, SPA 09/10/2026, κατάλογος 1-JUL-2026): 2.924 γραμμές, 891 αλλαγές τιμής/έκπτωσης, 23 γραμμές για επιβεβαίωση (κωδικοί εκτός καταλόγου όπου αγνοείται SPA πελάτη). Όλα τα εσωτερικά τεστ αριθμητικής και ο έλεγχος ακεραιότητας αρχείου πέρασαν καθαρά. Ελέγχθηκε και πάνω στο report «ΜΕΤΑΒΟΛΗ ΜΙΚΤΟΥ» της 20/10/2026.</w:t>
       </w:r>
     </w:p>
     <w:p>

--- a/docs/team/Σημείωμα_Διανομής_Panduit_Τιμές.docx
+++ b/docs/team/Σημείωμα_Διανομής_Panduit_Τιμές.docx
@@ -310,7 +310,7 @@
     </w:p>
     <w:p>
       <w:r>
-        <w:t>Ελέγχθηκε στα αρχεία της 10/2026 (SAP export, SPA 09/10/2026, κατάλογος 1-JUL-2026): 2.924 γραμμές, 891 αλλαγές τιμής/έκπτωσης, 23 γραμμές για επιβεβαίωση (κωδικοί εκτός καταλόγου όπου αγνοείται SPA πελάτη). Όλα τα εσωτερικά τεστ αριθμητικής και ο έλεγχος ακεραιότητας αρχείου πέρασαν καθαρά. Ελέγχθηκε και πάνω στο report «ΜΕΤΑΒΟΛΗ ΜΙΚΤΟΥ» της 20/10/2026.</w:t>
+        <w:t>Ελέγχθηκε στα αρχεία της 10/2026 (SAP export, SPA 09/10/2026, κατάλογος 1-JUL-2026): 2.924 γραμμές, 890 αλλαγές τιμής/έκπτωσης, 23 γραμμές για επιβεβαίωση (κωδικοί εκτός καταλόγου όπου αγνοείται SPA πελάτη). Όλα τα εσωτερικά τεστ αριθμητικής και ο έλεγχος ακεραιότητας αρχείου πέρασαν καθαρά. Ελέγχθηκε και πάνω στο report «ΜΕΤΑΒΟΛΗ ΜΙΚΤΟΥ» της 20/10/2026.</w:t>
       </w:r>
     </w:p>
     <w:p>
